--- a/backend/templates/section_header.docx
+++ b/backend/templates/section_header.docx
@@ -5,7 +5,6 @@
     <w:p>
       <w:pPr>
         <w:pStyle w:val="Heading1"/>
-        <w:spacing w:before="240" w:after="240"/>
       </w:pPr>
       <w:r/>
       <w:r>
@@ -664,7 +663,8 @@
     <w:qFormat/>
     <w:rsid w:val="00FC693F"/>
     <w:pPr>
-      <w:spacing w:line="276" w:lineRule="auto" w:after="160"/>
+      <w:widowControl/>
+      <w:spacing w:line="276" w:lineRule="auto" w:before="0" w:after="120"/>
     </w:pPr>
     <w:rPr>
       <w:rFonts w:ascii="Lora" w:hAnsi="Lora"/>
@@ -727,7 +727,8 @@
     <w:pPr>
       <w:keepNext/>
       <w:keepLines/>
-      <w:spacing w:before="240" w:after="120"/>
+      <w:widowControl/>
+      <w:spacing w:before="240" w:after="240"/>
       <w:outlineLvl w:val="0"/>
     </w:pPr>
     <w:rPr>
@@ -751,6 +752,7 @@
     <w:pPr>
       <w:keepNext/>
       <w:keepLines/>
+      <w:widowControl/>
       <w:spacing w:before="200" w:after="80"/>
       <w:outlineLvl w:val="1"/>
     </w:pPr>
@@ -775,6 +777,7 @@
     <w:pPr>
       <w:keepNext/>
       <w:keepLines/>
+      <w:widowControl/>
       <w:spacing w:before="160" w:after="40"/>
       <w:outlineLvl w:val="2"/>
     </w:pPr>
